--- a/web/templates/monimoi/apofasi/gamou.docx
+++ b/web/templates/monimoi/apofasi/gamou.docx
@@ -842,7 +842,9 @@
           <w:sz w:val="24"/>
           <w:szCs w:val="24"/>
         </w:rPr>
-        <w:t xml:space="preserve">                    </w:t>
+        <w:t xml:space="preserve"/>
+        <w:br/>
+        <w:t xml:space="preserve"/>
       </w:r>
       <w:r>
         <w:rPr>
@@ -930,7 +932,9 @@
           <w:sz w:val="24"/>
           <w:szCs w:val="24"/>
         </w:rPr>
-        <w:t xml:space="preserve">                                                                                                                                         </w:t>
+        <w:t xml:space="preserve"/>
+        <w:br/>
+        <w:t xml:space="preserve"/>
       </w:r>
       <w:r>
         <w:rPr>
@@ -946,7 +950,9 @@
           <w:sz w:val="24"/>
           <w:szCs w:val="24"/>
         </w:rPr>
-        <w:t xml:space="preserve">                                                                                                                                          </w:t>
+        <w:t xml:space="preserve"/>
+        <w:br/>
+        <w:t xml:space="preserve"/>
       </w:r>
       <w:r>
         <w:rPr>
@@ -998,7 +1004,9 @@
           <w:sz w:val="24"/>
           <w:szCs w:val="24"/>
         </w:rPr>
-        <w:t xml:space="preserve">                                                                                                                                                                     </w:t>
+        <w:t xml:space="preserve"/>
+        <w:br/>
+        <w:t xml:space="preserve"/>
       </w:r>
       <w:r>
         <w:rPr>
@@ -1024,7 +1032,9 @@
           <w:sz w:val="22"/>
           <w:szCs w:val="22"/>
         </w:rPr>
-        <w:t xml:space="preserve">ληξιαρχική πράξη γάμου του εκπαιδευτικού                                                                             </w:t>
+        <w:t xml:space="preserve">ληξιαρχική πράξη γάμου του εκπαιδευτικού</w:t>
+        <w:br/>
+        <w:t xml:space="preserve"/>
       </w:r>
       <w:r>
         <w:rPr>
@@ -1032,7 +1042,7 @@
           <w:sz w:val="32"/>
           <w:szCs w:val="32"/>
         </w:rPr>
-        <w:t xml:space="preserve">                                </w:t>
+        <w:t xml:space="preserve"/>
       </w:r>
       <w:r>
         <w:rPr>
@@ -1214,7 +1224,7 @@
           <w:rFonts w:asciiTheme="minorHAnsi" w:hAnsiTheme="minorHAnsi" w:cstheme="minorHAnsi"/>
           <w:sz w:val="24"/>
         </w:rPr>
-        <w:t xml:space="preserve">{{ ston_stin }} κ. {{ onomateponymo }} του {{ patronymo }}, εκπαιδευτικό κλάδου {{ klados }}-{{ klados_perigrafi }} του {{ sxoleio_gen }}, με ΑΜ: {{ am }} ειδική άδεια γάμου πέντε (05) ημερών  από {{ imerominia_apo }} έως  και {{ imerominia_eos }}</w:t>
+        <w:t xml:space="preserve">{{ ston_stin }} κ. {{ onomateponymo_ait }} του {{ patronymo }}, εκπαιδευτικό κλάδου {{ klados }}-{{ klados_perigrafi }} του {{ sxoleio_gen }}, με ΑΜ: {{ am }} ειδική άδεια γάμου πέντε (05) ημερών  από {{ imerominia_apo }} έως  και {{ imerominia_eos }}</w:t>
       </w:r>
       <w:r>
         <w:rPr>
